--- a/教学实施资料/03-Python程序设计-项目实战/分层工单/W02_P1.2_标准Python工程分层工单.docx
+++ b/教学实施资料/03-Python程序设计-项目实战/分层工单/W02_P1.2_标准Python工程分层工单.docx
@@ -75,7 +75,7 @@
           <w:color w:val="44546A"/>
           <w:sz w:val="18"/>
         </w:rPr>
-        <w:t>▍任务情境：进组第一件事不是写代码。方总监下令：全组统一工程底座，'以后所有代码都长在这个模板上。'——工单P1.2：交付标准工程模板（venv+Git+目……</w:t>
+        <w:t>▍任务情境：进组第一件事不是写代码。方总监下令：全组统一工程底座，'以后所有代码都长在这个模板上。'——工单P1.2：交付标准工程模板（conda环境+Git+目……</w:t>
       </w:r>
     </w:p>
     <w:tbl>
@@ -274,6 +274,803 @@
         <w:rPr>
           <w:rFonts w:ascii="Times New Roman" w:hAnsi="Times New Roman" w:eastAsia="黑体"/>
           <w:b/>
+          <w:color w:val="C04A0A"/>
+          <w:sz w:val="24"/>
+        </w:rPr>
+        <w:t>〇、知识精讲·四要素详解（V1.2深度版·与授课PPT同源）</w:t>
+      </w:r>
+    </w:p>
+    <w:p>
+      <w:pPr>
+        <w:spacing w:before="0" w:after="20"/>
+      </w:pPr>
+      <w:r>
+        <w:rPr>
+          <w:rFonts w:ascii="Times New Roman" w:hAnsi="Times New Roman" w:eastAsia="宋体"/>
+          <w:b/>
+          <w:color w:val="010328"/>
+          <w:sz w:val="22"/>
+        </w:rPr>
+        <w:t>B01 标准目录结构</w:t>
+      </w:r>
+    </w:p>
+    <w:p>
+      <w:pPr>
+        <w:spacing w:before="0" w:after="40"/>
+      </w:pPr>
+      <w:r>
+        <w:rPr>
+          <w:rFonts w:ascii="Times New Roman" w:hAnsi="Times New Roman" w:eastAsia="宋体"/>
+          <w:b w:val="0"/>
+          <w:sz w:val="21"/>
+        </w:rPr>
+        <w:t>1. 定义：目录即车间布局：src生产区/tests质检区/config图纸/data原料</w:t>
+      </w:r>
+    </w:p>
+    <w:p>
+      <w:pPr>
+        <w:spacing w:before="0" w:after="40"/>
+      </w:pPr>
+      <w:r>
+        <w:rPr>
+          <w:rFonts w:ascii="Times New Roman" w:hAnsi="Times New Roman" w:eastAsia="宋体"/>
+          <w:b w:val="0"/>
+          <w:sz w:val="21"/>
+        </w:rPr>
+        <w:t>2. 使用场景：工程模板骨架——新项目复制即用不重搭</w:t>
+      </w:r>
+    </w:p>
+    <w:p>
+      <w:pPr>
+        <w:spacing w:before="0" w:after="40"/>
+      </w:pPr>
+      <w:r>
+        <w:rPr>
+          <w:rFonts w:ascii="Times New Roman" w:hAnsi="Times New Roman" w:eastAsia="宋体"/>
+          <w:b w:val="0"/>
+          <w:sz w:val="21"/>
+        </w:rPr>
+        <w:t>3. 应用实例：src/cleaner.py + tests/test_cleaner.py 成对出现</w:t>
+      </w:r>
+    </w:p>
+    <w:p>
+      <w:pPr>
+        <w:spacing w:before="0" w:after="40"/>
+      </w:pPr>
+      <w:r>
+        <w:rPr>
+          <w:rFonts w:ascii="Times New Roman" w:hAnsi="Times New Roman" w:eastAsia="宋体"/>
+          <w:b w:val="0"/>
+          <w:sz w:val="21"/>
+        </w:rPr>
+        <w:t>4. 扩展与误区：误区：全堆一个根目录——reviewer看目录就懂分层，混放=不及格</w:t>
+      </w:r>
+    </w:p>
+    <w:p>
+      <w:pPr>
+        <w:spacing w:before="0" w:after="40"/>
+      </w:pPr>
+      <w:r>
+        <w:rPr>
+          <w:rFonts w:ascii="Times New Roman" w:hAnsi="Times New Roman" w:eastAsia="宋体"/>
+          <w:b w:val="0"/>
+          <w:sz w:val="21"/>
+        </w:rPr>
+        <w:t>5. 原理：标准目录结构把'谁都能看懂'变成物理事实：src放代码、tests放测试、data放数据、docs放文档——新成员clone即上手</w:t>
+      </w:r>
+    </w:p>
+    <w:p>
+      <w:pPr>
+        <w:spacing w:before="0" w:after="40"/>
+      </w:pPr>
+      <w:r>
+        <w:rPr>
+          <w:rFonts w:ascii="Times New Roman" w:hAnsi="Times New Roman" w:eastAsia="宋体"/>
+          <w:b w:val="0"/>
+          <w:sz w:val="21"/>
+        </w:rPr>
+        <w:t>6. 判断依据：团队协作的第一块基石：目录即分工——你改src、他改tests互不踩脚</w:t>
+      </w:r>
+    </w:p>
+    <w:p>
+      <w:pPr>
+        <w:spacing w:before="0" w:after="40"/>
+      </w:pPr>
+      <w:r>
+        <w:rPr>
+          <w:rFonts w:ascii="Times New Roman" w:hAnsi="Times New Roman" w:eastAsia="宋体"/>
+          <w:b w:val="0"/>
+          <w:sz w:val="21"/>
+        </w:rPr>
+        <w:t>7. 逐行解释：project/ ├src/ ├tests/ ├data/ ├docs/ └requirements.txt ——README三行说明每个目录放什么；import路径因src统一而不乱</w:t>
+      </w:r>
+    </w:p>
+    <w:p>
+      <w:pPr>
+        <w:spacing w:before="0" w:after="40"/>
+      </w:pPr>
+      <w:r>
+        <w:rPr>
+          <w:rFonts w:ascii="Times New Roman" w:hAnsi="Times New Roman" w:eastAsia="宋体"/>
+          <w:b w:val="0"/>
+          <w:sz w:val="21"/>
+        </w:rPr>
+        <w:t>8. 进阶优化：进阶src布局(src/project_name/)防命名冲突；pyproject.toml现代打包配置替代setup.py</w:t>
+      </w:r>
+    </w:p>
+    <w:p>
+      <w:pPr>
+        <w:spacing w:before="0" w:after="0"/>
+      </w:pPr>
+      <w:r>
+        <w:rPr>
+          <w:rFonts w:ascii="Times New Roman" w:hAnsi="Times New Roman" w:eastAsia="宋体"/>
+          <w:b w:val="0"/>
+          <w:sz w:val="12"/>
+        </w:rPr>
+      </w:r>
+    </w:p>
+    <w:p>
+      <w:pPr>
+        <w:spacing w:before="0" w:after="20"/>
+      </w:pPr>
+      <w:r>
+        <w:rPr>
+          <w:rFonts w:ascii="Times New Roman" w:hAnsi="Times New Roman" w:eastAsia="宋体"/>
+          <w:b/>
+          <w:color w:val="010328"/>
+          <w:sz w:val="22"/>
+        </w:rPr>
+        <w:t>B02 conda环境沙箱</w:t>
+      </w:r>
+    </w:p>
+    <w:p>
+      <w:pPr>
+        <w:spacing w:before="0" w:after="40"/>
+      </w:pPr>
+      <w:r>
+        <w:rPr>
+          <w:rFonts w:ascii="Times New Roman" w:hAnsi="Times New Roman" w:eastAsia="宋体"/>
+          <w:b w:val="0"/>
+          <w:sz w:val="21"/>
+        </w:rPr>
+        <w:t>1. 定义：conda环境=每台机器各配工具箱：A要库1.0、B要2.0互不打架</w:t>
+      </w:r>
+    </w:p>
+    <w:p>
+      <w:pPr>
+        <w:spacing w:before="0" w:after="40"/>
+      </w:pPr>
+      <w:r>
+        <w:rPr>
+          <w:rFonts w:ascii="Times New Roman" w:hAnsi="Times New Roman" w:eastAsia="宋体"/>
+          <w:b w:val="0"/>
+          <w:sz w:val="21"/>
+        </w:rPr>
+        <w:t>2. 使用场景：多人协作/多项目共存的版本冲突解法</w:t>
+      </w:r>
+    </w:p>
+    <w:p>
+      <w:pPr>
+        <w:spacing w:before="0" w:after="40"/>
+      </w:pPr>
+      <w:r>
+        <w:rPr>
+          <w:rFonts w:ascii="Times New Roman" w:hAnsi="Times New Roman" w:eastAsia="宋体"/>
+          <w:b w:val="0"/>
+          <w:sz w:val="21"/>
+        </w:rPr>
+        <w:t>3. 应用实例：conda create -n pp03 &amp;&amp; conda activate pp03</w:t>
+      </w:r>
+    </w:p>
+    <w:p>
+      <w:pPr>
+        <w:spacing w:before="0" w:after="40"/>
+      </w:pPr>
+      <w:r>
+        <w:rPr>
+          <w:rFonts w:ascii="Times New Roman" w:hAnsi="Times New Roman" w:eastAsia="宋体"/>
+          <w:b w:val="0"/>
+          <w:sz w:val="21"/>
+        </w:rPr>
+        <w:t>4. 扩展与误区：误区：不激活就pip install——装进base等于白装，命令行看前缀</w:t>
+      </w:r>
+    </w:p>
+    <w:p>
+      <w:pPr>
+        <w:spacing w:before="0" w:after="40"/>
+      </w:pPr>
+      <w:r>
+        <w:rPr>
+          <w:rFonts w:ascii="Times New Roman" w:hAnsi="Times New Roman" w:eastAsia="宋体"/>
+          <w:b w:val="0"/>
+          <w:sz w:val="21"/>
+        </w:rPr>
+        <w:t>5. 原理：conda环境沙箱=项目级独立Python：每个项目一套依赖，A项目numpy 1.x、B项目2.x互不打架——不再污染全局</w:t>
+      </w:r>
+    </w:p>
+    <w:p>
+      <w:pPr>
+        <w:spacing w:before="0" w:after="40"/>
+      </w:pPr>
+      <w:r>
+        <w:rPr>
+          <w:rFonts w:ascii="Times New Roman" w:hAnsi="Times New Roman" w:eastAsia="宋体"/>
+          <w:b w:val="0"/>
+          <w:sz w:val="21"/>
+        </w:rPr>
+        <w:t>6. 判断依据：任何项目开工第一件事建沙箱：conda create -n pp03 python=3.12；activate后再pip install</w:t>
+      </w:r>
+    </w:p>
+    <w:p>
+      <w:pPr>
+        <w:spacing w:before="0" w:after="40"/>
+      </w:pPr>
+      <w:r>
+        <w:rPr>
+          <w:rFonts w:ascii="Times New Roman" w:hAnsi="Times New Roman" w:eastAsia="宋体"/>
+          <w:b w:val="0"/>
+          <w:sz w:val="21"/>
+        </w:rPr>
+        <w:t>7. 逐行解释：conda create -n pp03 python=3.12 建环境；conda activate pp03 进入；pip install -r requirements.txt 装依赖——三步一个干净世界</w:t>
+      </w:r>
+    </w:p>
+    <w:p>
+      <w:pPr>
+        <w:spacing w:before="0" w:after="40"/>
+      </w:pPr>
+      <w:r>
+        <w:rPr>
+          <w:rFonts w:ascii="Times New Roman" w:hAnsi="Times New Roman" w:eastAsia="宋体"/>
+          <w:b w:val="0"/>
+          <w:sz w:val="21"/>
+        </w:rPr>
+        <w:t>8. 进阶优化：conda list导出environment.yml可复现；pip freeze&gt;requirements.txt锁版本；退出deactivate——沙箱进出有门</w:t>
+      </w:r>
+    </w:p>
+    <w:p>
+      <w:pPr>
+        <w:spacing w:before="0" w:after="0"/>
+      </w:pPr>
+      <w:r>
+        <w:rPr>
+          <w:rFonts w:ascii="Times New Roman" w:hAnsi="Times New Roman" w:eastAsia="宋体"/>
+          <w:b w:val="0"/>
+          <w:sz w:val="12"/>
+        </w:rPr>
+      </w:r>
+    </w:p>
+    <w:p>
+      <w:pPr>
+        <w:spacing w:before="0" w:after="20"/>
+      </w:pPr>
+      <w:r>
+        <w:rPr>
+          <w:rFonts w:ascii="Times New Roman" w:hAnsi="Times New Roman" w:eastAsia="宋体"/>
+          <w:b/>
+          <w:color w:val="010328"/>
+          <w:sz w:val="22"/>
+        </w:rPr>
+        <w:t>B03 Git五步工作流</w:t>
+      </w:r>
+    </w:p>
+    <w:p>
+      <w:pPr>
+        <w:spacing w:before="0" w:after="40"/>
+      </w:pPr>
+      <w:r>
+        <w:rPr>
+          <w:rFonts w:ascii="Times New Roman" w:hAnsi="Times New Roman" w:eastAsia="宋体"/>
+          <w:b w:val="0"/>
+          <w:sz w:val="21"/>
+        </w:rPr>
+        <w:t>1. 定义：Git五步=写日记五连：clone取本子→add记→commit存→branch分册→merge合册</w:t>
+      </w:r>
+    </w:p>
+    <w:p>
+      <w:pPr>
+        <w:spacing w:before="0" w:after="40"/>
+      </w:pPr>
+      <w:r>
+        <w:rPr>
+          <w:rFonts w:ascii="Times New Roman" w:hAnsi="Times New Roman" w:eastAsia="宋体"/>
+          <w:b w:val="0"/>
+          <w:sz w:val="21"/>
+        </w:rPr>
+        <w:t>2. 使用场景：模板即资产：Git记录就是可追溯的开发档案</w:t>
+      </w:r>
+    </w:p>
+    <w:p>
+      <w:pPr>
+        <w:spacing w:before="0" w:after="40"/>
+      </w:pPr>
+      <w:r>
+        <w:rPr>
+          <w:rFonts w:ascii="Times New Roman" w:hAnsi="Times New Roman" w:eastAsia="宋体"/>
+          <w:b w:val="0"/>
+          <w:sz w:val="21"/>
+        </w:rPr>
+        <w:t>3. 应用实例：git add . &amp;&amp; git commit -m 'feat: 工程模板'</w:t>
+      </w:r>
+    </w:p>
+    <w:p>
+      <w:pPr>
+        <w:spacing w:before="0" w:after="40"/>
+      </w:pPr>
+      <w:r>
+        <w:rPr>
+          <w:rFonts w:ascii="Times New Roman" w:hAnsi="Times New Roman" w:eastAsia="宋体"/>
+          <w:b w:val="0"/>
+          <w:sz w:val="21"/>
+        </w:rPr>
+        <w:t>4. 扩展与误区：误区：一周一commit大杂烩——小步提交才能回滚到任意中间态</w:t>
+      </w:r>
+    </w:p>
+    <w:p>
+      <w:pPr>
+        <w:spacing w:before="0" w:after="40"/>
+      </w:pPr>
+      <w:r>
+        <w:rPr>
+          <w:rFonts w:ascii="Times New Roman" w:hAnsi="Times New Roman" w:eastAsia="宋体"/>
+          <w:b w:val="0"/>
+          <w:sz w:val="21"/>
+        </w:rPr>
+        <w:t>5. 原理：Git五步工作流=status→add→commit→push→pull：本地暂存区是'草稿箱'，commit是'定稿'，push才上远端——三层保险</w:t>
+      </w:r>
+    </w:p>
+    <w:p>
+      <w:pPr>
+        <w:spacing w:before="0" w:after="40"/>
+      </w:pPr>
+      <w:r>
+        <w:rPr>
+          <w:rFonts w:ascii="Times New Roman" w:hAnsi="Times New Roman" w:eastAsia="宋体"/>
+          <w:b w:val="0"/>
+          <w:sz w:val="21"/>
+        </w:rPr>
+        <w:t>6. 判断依据：每天下班前必须push（本地盘坏了代码还在云端）；开工先pull同步他人进度防冲突</w:t>
+      </w:r>
+    </w:p>
+    <w:p>
+      <w:pPr>
+        <w:spacing w:before="0" w:after="40"/>
+      </w:pPr>
+      <w:r>
+        <w:rPr>
+          <w:rFonts w:ascii="Times New Roman" w:hAnsi="Times New Roman" w:eastAsia="宋体"/>
+          <w:b w:val="0"/>
+          <w:sz w:val="21"/>
+        </w:rPr>
+        <w:t>7. 逐行解释：git status 看改动；git add . 进草稿；git commit -m 'feat: P1.2完成' 定稿；git push 上云；git pull 同步——五步成肌肉记忆</w:t>
+      </w:r>
+    </w:p>
+    <w:p>
+      <w:pPr>
+        <w:spacing w:before="0" w:after="40"/>
+      </w:pPr>
+      <w:r>
+        <w:rPr>
+          <w:rFonts w:ascii="Times New Roman" w:hAnsi="Times New Roman" w:eastAsia="宋体"/>
+          <w:b w:val="0"/>
+          <w:sz w:val="21"/>
+        </w:rPr>
+        <w:t>8. 进阶优化：git diff看具体改动再add；git log --oneline翻历史；冲突时&lt;&lt;&lt;标记三段取舍后重新add-commit</w:t>
+      </w:r>
+    </w:p>
+    <w:p>
+      <w:pPr>
+        <w:spacing w:before="0" w:after="0"/>
+      </w:pPr>
+      <w:r>
+        <w:rPr>
+          <w:rFonts w:ascii="Times New Roman" w:hAnsi="Times New Roman" w:eastAsia="宋体"/>
+          <w:b w:val="0"/>
+          <w:sz w:val="12"/>
+        </w:rPr>
+      </w:r>
+    </w:p>
+    <w:p>
+      <w:pPr>
+        <w:spacing w:before="0" w:after="20"/>
+      </w:pPr>
+      <w:r>
+        <w:rPr>
+          <w:rFonts w:ascii="Times New Roman" w:hAnsi="Times New Roman" w:eastAsia="宋体"/>
+          <w:b/>
+          <w:color w:val="010328"/>
+          <w:sz w:val="22"/>
+        </w:rPr>
+        <w:t>B04 commit前缀</w:t>
+      </w:r>
+    </w:p>
+    <w:p>
+      <w:pPr>
+        <w:spacing w:before="0" w:after="40"/>
+      </w:pPr>
+      <w:r>
+        <w:rPr>
+          <w:rFonts w:ascii="Times New Roman" w:hAnsi="Times New Roman" w:eastAsia="宋体"/>
+          <w:b w:val="0"/>
+          <w:sz w:val="21"/>
+        </w:rPr>
+        <w:t>1. 定义：前缀=提交的分类标签：feat新功能/fix修bug/docs文档/test测试</w:t>
+      </w:r>
+    </w:p>
+    <w:p>
+      <w:pPr>
+        <w:spacing w:before="0" w:after="40"/>
+      </w:pPr>
+      <w:r>
+        <w:rPr>
+          <w:rFonts w:ascii="Times New Roman" w:hAnsi="Times New Roman" w:eastAsia="宋体"/>
+          <w:b w:val="0"/>
+          <w:sz w:val="21"/>
+        </w:rPr>
+        <w:t>2. 使用场景：教师按前缀审贡献——message质量即工程素养</w:t>
+      </w:r>
+    </w:p>
+    <w:p>
+      <w:pPr>
+        <w:spacing w:before="0" w:after="40"/>
+      </w:pPr>
+      <w:r>
+        <w:rPr>
+          <w:rFonts w:ascii="Times New Roman" w:hAnsi="Times New Roman" w:eastAsia="宋体"/>
+          <w:b w:val="0"/>
+          <w:sz w:val="21"/>
+        </w:rPr>
+        <w:t>3. 应用实例：feat: 完成P1.2目录规范 + .gitignore</w:t>
+      </w:r>
+    </w:p>
+    <w:p>
+      <w:pPr>
+        <w:spacing w:before="0" w:after="40"/>
+      </w:pPr>
+      <w:r>
+        <w:rPr>
+          <w:rFonts w:ascii="Times New Roman" w:hAnsi="Times New Roman" w:eastAsia="宋体"/>
+          <w:b w:val="0"/>
+          <w:sz w:val="21"/>
+        </w:rPr>
+        <w:t>4. 扩展与误区：误区：'改了一些东西'式message=日记写'今天有事'——无法回溯</w:t>
+      </w:r>
+    </w:p>
+    <w:p>
+      <w:pPr>
+        <w:spacing w:before="0" w:after="40"/>
+      </w:pPr>
+      <w:r>
+        <w:rPr>
+          <w:rFonts w:ascii="Times New Roman" w:hAnsi="Times New Roman" w:eastAsia="宋体"/>
+          <w:b w:val="0"/>
+          <w:sz w:val="21"/>
+        </w:rPr>
+        <w:t>5. 原理：commit前缀给提交贴类型标签：feat新功能/fix修bug/docs文档/refactor重构/test测试——历史即变更日志，可读可检索</w:t>
+      </w:r>
+    </w:p>
+    <w:p>
+      <w:pPr>
+        <w:spacing w:before="0" w:after="40"/>
+      </w:pPr>
+      <w:r>
+        <w:rPr>
+          <w:rFonts w:ascii="Times New Roman" w:hAnsi="Times New Roman" w:eastAsia="宋体"/>
+          <w:b w:val="0"/>
+          <w:sz w:val="21"/>
+        </w:rPr>
+        <w:t>6. 判断依据：团队规约：无前缀commit不予合并——git log --grep=feat秒筛功能演进史</w:t>
+      </w:r>
+    </w:p>
+    <w:p>
+      <w:pPr>
+        <w:spacing w:before="0" w:after="40"/>
+      </w:pPr>
+      <w:r>
+        <w:rPr>
+          <w:rFonts w:ascii="Times New Roman" w:hAnsi="Times New Roman" w:eastAsia="宋体"/>
+          <w:b w:val="0"/>
+          <w:sz w:val="21"/>
+        </w:rPr>
+        <w:t>7. 逐行解释：git commit -m 'fix: 修复3号PLC断线重连死循环' 前缀+模块+动作——三要素写全，半年后还能看懂</w:t>
+      </w:r>
+    </w:p>
+    <w:p>
+      <w:pPr>
+        <w:spacing w:before="0" w:after="40"/>
+      </w:pPr>
+      <w:r>
+        <w:rPr>
+          <w:rFonts w:ascii="Times New Roman" w:hAnsi="Times New Roman" w:eastAsia="宋体"/>
+          <w:b w:val="0"/>
+          <w:sz w:val="21"/>
+        </w:rPr>
+        <w:t>8. 进阶优化：Conventional Commits标准（feat/fix/chore...）；commit message体写why不写what（diff已说明what）</w:t>
+      </w:r>
+    </w:p>
+    <w:p>
+      <w:pPr>
+        <w:spacing w:before="0" w:after="0"/>
+      </w:pPr>
+      <w:r>
+        <w:rPr>
+          <w:rFonts w:ascii="Times New Roman" w:hAnsi="Times New Roman" w:eastAsia="宋体"/>
+          <w:b w:val="0"/>
+          <w:sz w:val="12"/>
+        </w:rPr>
+      </w:r>
+    </w:p>
+    <w:p>
+      <w:pPr>
+        <w:spacing w:before="0" w:after="20"/>
+      </w:pPr>
+      <w:r>
+        <w:rPr>
+          <w:rFonts w:ascii="Times New Roman" w:hAnsi="Times New Roman" w:eastAsia="宋体"/>
+          <w:b/>
+          <w:color w:val="010328"/>
+          <w:sz w:val="22"/>
+        </w:rPr>
+        <w:t>B05 pylint与black</w:t>
+      </w:r>
+    </w:p>
+    <w:p>
+      <w:pPr>
+        <w:spacing w:before="0" w:after="40"/>
+      </w:pPr>
+      <w:r>
+        <w:rPr>
+          <w:rFonts w:ascii="Times New Roman" w:hAnsi="Times New Roman" w:eastAsia="宋体"/>
+          <w:b w:val="0"/>
+          <w:sz w:val="21"/>
+        </w:rPr>
+        <w:t>1. 定义：pylint=机器质检员打分；black=自动整形师——先过机器再过人</w:t>
+      </w:r>
+    </w:p>
+    <w:p>
+      <w:pPr>
+        <w:spacing w:before="0" w:after="40"/>
+      </w:pPr>
+      <w:r>
+        <w:rPr>
+          <w:rFonts w:ascii="Times New Roman" w:hAnsi="Times New Roman" w:eastAsia="宋体"/>
+          <w:b w:val="0"/>
+          <w:sz w:val="21"/>
+        </w:rPr>
+        <w:t>2. 使用场景：代码审查的机器闸门——pylint≥8.5是工单硬指标</w:t>
+      </w:r>
+    </w:p>
+    <w:p>
+      <w:pPr>
+        <w:spacing w:before="0" w:after="40"/>
+      </w:pPr>
+      <w:r>
+        <w:rPr>
+          <w:rFonts w:ascii="Times New Roman" w:hAnsi="Times New Roman" w:eastAsia="宋体"/>
+          <w:b w:val="0"/>
+          <w:sz w:val="21"/>
+        </w:rPr>
+        <w:t>3. 应用实例：black src/ 秒级格式化；pylint src/ 出分</w:t>
+      </w:r>
+    </w:p>
+    <w:p>
+      <w:pPr>
+        <w:spacing w:before="0" w:after="40"/>
+      </w:pPr>
+      <w:r>
+        <w:rPr>
+          <w:rFonts w:ascii="Times New Roman" w:hAnsi="Times New Roman" w:eastAsia="宋体"/>
+          <w:b w:val="0"/>
+          <w:sz w:val="21"/>
+        </w:rPr>
+        <w:t>4. 扩展与误区：误区：风格争议人肉吵——交给black零讨论成本，pylint只看逻辑分</w:t>
+      </w:r>
+    </w:p>
+    <w:p>
+      <w:pPr>
+        <w:spacing w:before="0" w:after="40"/>
+      </w:pPr>
+      <w:r>
+        <w:rPr>
+          <w:rFonts w:ascii="Times New Roman" w:hAnsi="Times New Roman" w:eastAsia="宋体"/>
+          <w:b w:val="0"/>
+          <w:sz w:val="21"/>
+        </w:rPr>
+        <w:t>5. 原理：pylint静态扫描打分（10分制）抓命名/复杂度/坏味道，black自动格式化（不可配置、无争议）——机器管风格，人管逻辑</w:t>
+      </w:r>
+    </w:p>
+    <w:p>
+      <w:pPr>
+        <w:spacing w:before="0" w:after="40"/>
+      </w:pPr>
+      <w:r>
+        <w:rPr>
+          <w:rFonts w:ascii="Times New Roman" w:hAnsi="Times New Roman" w:eastAsia="宋体"/>
+          <w:b w:val="0"/>
+          <w:sz w:val="21"/>
+        </w:rPr>
+        <w:t>6. 判断依据：提交前跑pylint src/ ≥8.0分门槛；black src/一键统一格式——代码评审不再吵架缩进</w:t>
+      </w:r>
+    </w:p>
+    <w:p>
+      <w:pPr>
+        <w:spacing w:before="0" w:after="40"/>
+      </w:pPr>
+      <w:r>
+        <w:rPr>
+          <w:rFonts w:ascii="Times New Roman" w:hAnsi="Times New Roman" w:eastAsia="宋体"/>
+          <w:b w:val="0"/>
+          <w:sz w:val="21"/>
+        </w:rPr>
+        <w:t>7. 逐行解释：pylint src/w6.py 输出评分+问题清单（C0103命名不规范之类）；black src/ 全仓库重排——工具替你守门</w:t>
+      </w:r>
+    </w:p>
+    <w:p>
+      <w:pPr>
+        <w:spacing w:before="0" w:after="40"/>
+      </w:pPr>
+      <w:r>
+        <w:rPr>
+          <w:rFonts w:ascii="Times New Roman" w:hAnsi="Times New Roman" w:eastAsia="宋体"/>
+          <w:b w:val="0"/>
+          <w:sz w:val="21"/>
+        </w:rPr>
+        <w:t>8. 进阶优化：pyproject.toml里[tool.black]统一团队配置；pylint --disable=C0103关掉团队不采纳的规则——规则要裁剪不要全收</w:t>
+      </w:r>
+    </w:p>
+    <w:p>
+      <w:pPr>
+        <w:spacing w:before="0" w:after="0"/>
+      </w:pPr>
+      <w:r>
+        <w:rPr>
+          <w:rFonts w:ascii="Times New Roman" w:hAnsi="Times New Roman" w:eastAsia="宋体"/>
+          <w:b w:val="0"/>
+          <w:sz w:val="12"/>
+        </w:rPr>
+      </w:r>
+    </w:p>
+    <w:p>
+      <w:pPr>
+        <w:spacing w:before="0" w:after="20"/>
+      </w:pPr>
+      <w:r>
+        <w:rPr>
+          <w:rFonts w:ascii="Times New Roman" w:hAnsi="Times New Roman" w:eastAsia="宋体"/>
+          <w:b/>
+          <w:color w:val="010328"/>
+          <w:sz w:val="22"/>
+        </w:rPr>
+        <w:t>B06 pytest自动发现</w:t>
+      </w:r>
+    </w:p>
+    <w:p>
+      <w:pPr>
+        <w:spacing w:before="0" w:after="40"/>
+      </w:pPr>
+      <w:r>
+        <w:rPr>
+          <w:rFonts w:ascii="Times New Roman" w:hAnsi="Times New Roman" w:eastAsia="宋体"/>
+          <w:b w:val="0"/>
+          <w:sz w:val="21"/>
+        </w:rPr>
+        <w:t>1. 定义：pytest=自动点名的考官：test_开头文件与函数自动收集执行</w:t>
+      </w:r>
+    </w:p>
+    <w:p>
+      <w:pPr>
+        <w:spacing w:before="0" w:after="40"/>
+      </w:pPr>
+      <w:r>
+        <w:rPr>
+          <w:rFonts w:ascii="Times New Roman" w:hAnsi="Times New Roman" w:eastAsia="宋体"/>
+          <w:b w:val="0"/>
+          <w:sz w:val="21"/>
+        </w:rPr>
+        <w:t>2. 使用场景：TDD入门——先写test_clean再写clean，测试先行</w:t>
+      </w:r>
+    </w:p>
+    <w:p>
+      <w:pPr>
+        <w:spacing w:before="0" w:after="40"/>
+      </w:pPr>
+      <w:r>
+        <w:rPr>
+          <w:rFonts w:ascii="Times New Roman" w:hAnsi="Times New Roman" w:eastAsia="宋体"/>
+          <w:b w:val="0"/>
+          <w:sz w:val="21"/>
+        </w:rPr>
+        <w:t>3. 应用实例：def test_clean(): assert clean('脏') == '净'</w:t>
+      </w:r>
+    </w:p>
+    <w:p>
+      <w:pPr>
+        <w:spacing w:before="0" w:after="40"/>
+      </w:pPr>
+      <w:r>
+        <w:rPr>
+          <w:rFonts w:ascii="Times New Roman" w:hAnsi="Times New Roman" w:eastAsia="宋体"/>
+          <w:b w:val="0"/>
+          <w:sz w:val="21"/>
+        </w:rPr>
+        <w:t>4. 扩展与误区：误区：测试文件名不带test_前缀——pytest根本不收，跑了等于没跑</w:t>
+      </w:r>
+    </w:p>
+    <w:p>
+      <w:pPr>
+        <w:spacing w:before="0" w:after="40"/>
+      </w:pPr>
+      <w:r>
+        <w:rPr>
+          <w:rFonts w:ascii="Times New Roman" w:hAnsi="Times New Roman" w:eastAsia="宋体"/>
+          <w:b w:val="0"/>
+          <w:sz w:val="21"/>
+        </w:rPr>
+        <w:t>5. 原理：pytest自动发现：文件名test_*.py、函数名test_*即被收集，无需注册——断言用裸assert，失败自动展示上下文</w:t>
+      </w:r>
+    </w:p>
+    <w:p>
+      <w:pPr>
+        <w:spacing w:before="0" w:after="40"/>
+      </w:pPr>
+      <w:r>
+        <w:rPr>
+          <w:rFonts w:ascii="Times New Roman" w:hAnsi="Times New Roman" w:eastAsia="宋体"/>
+          <w:b w:val="0"/>
+          <w:sz w:val="21"/>
+        </w:rPr>
+        <w:t>6. 判断依据：回归防线：每修一个bug写一个test_函数锁住——下次改坏立刻红</w:t>
+      </w:r>
+    </w:p>
+    <w:p>
+      <w:pPr>
+        <w:spacing w:before="0" w:after="40"/>
+      </w:pPr>
+      <w:r>
+        <w:rPr>
+          <w:rFonts w:ascii="Times New Roman" w:hAnsi="Times New Roman" w:eastAsia="宋体"/>
+          <w:b w:val="0"/>
+          <w:sz w:val="21"/>
+        </w:rPr>
+        <w:t>7. 逐行解释：def test_parse(): assert parse('PUMP-03:78.5')==78.5 —— assert即测试；pytest tests/ 一键跑全部，绿点过红叉挂</w:t>
+      </w:r>
+    </w:p>
+    <w:p>
+      <w:pPr>
+        <w:spacing w:before="0" w:after="40"/>
+      </w:pPr>
+      <w:r>
+        <w:rPr>
+          <w:rFonts w:ascii="Times New Roman" w:hAnsi="Times New Roman" w:eastAsia="宋体"/>
+          <w:b w:val="0"/>
+          <w:sz w:val="21"/>
+        </w:rPr>
+        <w:t>8. 进阶优化：pytest -k plc按关键词筛跑；fixture共享测试数据；参数化@pytest.mark.parametrize一次测多组边界</w:t>
+      </w:r>
+    </w:p>
+    <w:p>
+      <w:pPr>
+        <w:spacing w:before="0" w:after="0"/>
+      </w:pPr>
+      <w:r>
+        <w:rPr>
+          <w:rFonts w:ascii="Times New Roman" w:hAnsi="Times New Roman" w:eastAsia="宋体"/>
+          <w:b w:val="0"/>
+          <w:sz w:val="12"/>
+        </w:rPr>
+      </w:r>
+    </w:p>
+    <w:p>
+      <w:pPr>
+        <w:spacing w:before="200" w:after="80"/>
+        <w:pBdr>
+          <w:bottom w:val="single" w:sz="8" w:color="0545E8"/>
+        </w:pBdr>
+      </w:pPr>
+      <w:r>
+        <w:rPr>
+          <w:rFonts w:ascii="Times New Roman" w:hAnsi="Times New Roman" w:eastAsia="黑体"/>
+          <w:b/>
           <w:color w:val="010328"/>
           <w:sz w:val="24"/>
         </w:rPr>
@@ -303,7 +1100,7 @@
           <w:b w:val="0"/>
           <w:sz w:val="21"/>
         </w:rPr>
-        <w:t>2. venv沙箱隔离；requirements.txt冻结</w:t>
+        <w:t>2. conda环境隔离；requirements.txt冻结</w:t>
       </w:r>
     </w:p>
     <w:p>
@@ -893,7 +1690,7 @@
               <w:rPr>
                 <w:sz w:val="18"/>
               </w:rPr>
-              <w:t>venv被提交</w:t>
+              <w:t>环境目录被提交</w:t>
             </w:r>
           </w:p>
         </w:tc>
@@ -919,7 +1716,7 @@
               <w:rPr>
                 <w:sz w:val="18"/>
               </w:rPr>
-              <w:t>加venv/与__pycache__/</w:t>
+              <w:t>加__pycache__/（conda环境在Anaconda目录）</w:t>
             </w:r>
           </w:p>
         </w:tc>
@@ -947,7 +1744,7 @@
               <w:rPr>
                 <w:sz w:val="18"/>
               </w:rPr>
-              <w:t>没激活venv</w:t>
+              <w:t>没激活conda环境</w:t>
             </w:r>
           </w:p>
         </w:tc>
@@ -960,7 +1757,7 @@
               <w:rPr>
                 <w:sz w:val="18"/>
               </w:rPr>
-              <w:t>看终端前缀(venv)</w:t>
+              <w:t>看终端前缀(环境名)</w:t>
             </w:r>
           </w:p>
         </w:tc>
